--- a/Object Oriented Software Engineering Project/Raporlar/14.Hafta.docx
+++ b/Object Oriented Software Engineering Project/Raporlar/14.Hafta.docx
@@ -366,8 +366,10 @@
     <w:p>
       <w:pPr>
         <w:spacing w:after="0" w:line="240" w:lineRule="auto"/>
+        <w:jc w:val="center"/>
         <w:rPr>
           <w:rFonts w:cstheme="minorHAnsi"/>
+          <w:b/>
         </w:rPr>
       </w:pPr>
     </w:p>
@@ -496,16 +498,9 @@
     <w:p>
       <w:pPr>
         <w:spacing w:after="0" w:line="240" w:lineRule="auto"/>
-      </w:pPr>
-    </w:p>
-    <w:p>
-      <w:pPr>
-        <w:spacing w:after="0" w:line="240" w:lineRule="auto"/>
-      </w:pPr>
-    </w:p>
-    <w:p>
-      <w:pPr>
-        <w:spacing w:after="0" w:line="240" w:lineRule="auto"/>
+        <w:rPr>
+          <w:rFonts w:cstheme="minorHAnsi"/>
+        </w:rPr>
       </w:pPr>
     </w:p>
     <w:p>
@@ -515,20 +510,6 @@
           <w:rFonts w:cstheme="minorHAnsi"/>
         </w:rPr>
       </w:pPr>
-    </w:p>
-    <w:p>
-      <w:pPr>
-        <w:spacing w:after="0" w:line="240" w:lineRule="auto"/>
-        <w:rPr>
-          <w:rFonts w:cstheme="minorHAnsi"/>
-        </w:rPr>
-      </w:pPr>
-      <w:r>
-        <w:rPr>
-          <w:rFonts w:cstheme="minorHAnsi"/>
-        </w:rPr>
-        <w:t xml:space="preserve"> </w:t>
-      </w:r>
     </w:p>
     <w:p>
       <w:pPr>
@@ -566,6 +547,87 @@
           </v:shape>
         </w:pict>
       </w:r>
+    </w:p>
+    <w:p>
+      <w:pPr>
+        <w:spacing w:after="0" w:line="240" w:lineRule="auto"/>
+        <w:rPr>
+          <w:rFonts w:cstheme="minorHAnsi"/>
+        </w:rPr>
+      </w:pPr>
+    </w:p>
+    <w:p>
+      <w:pPr>
+        <w:spacing w:after="0" w:line="240" w:lineRule="auto"/>
+        <w:rPr>
+          <w:rFonts w:cstheme="minorHAnsi"/>
+        </w:rPr>
+      </w:pPr>
+    </w:p>
+    <w:p>
+      <w:pPr>
+        <w:spacing w:after="0" w:line="240" w:lineRule="auto"/>
+        <w:rPr>
+          <w:rFonts w:cstheme="minorHAnsi"/>
+        </w:rPr>
+      </w:pPr>
+    </w:p>
+    <w:p>
+      <w:pPr>
+        <w:spacing w:after="0" w:line="240" w:lineRule="auto"/>
+      </w:pPr>
+      <w:r>
+        <w:rPr>
+          <w:b/>
+        </w:rPr>
+        <w:t>RaporlamaFacadeTest (Birim Testi):</w:t>
+      </w:r>
+      <w:r>
+        <w:t xml:space="preserve"> Bu sınıfta facade'in her bir metodunun davranışı, ilişkili servisler mocklanarak test edilmiştir. Mock nesneler ile when(...).thenReturn(...) şeklinde belirli dönüşler tanımlanarak yalnızca facade'in iş mantığı test edilmiştir.</w:t>
+      </w:r>
+    </w:p>
+    <w:p>
+      <w:pPr>
+        <w:spacing w:after="0" w:line="240" w:lineRule="auto"/>
+      </w:pPr>
+    </w:p>
+    <w:p>
+      <w:pPr>
+        <w:spacing w:after="0" w:line="240" w:lineRule="auto"/>
+        <w:rPr>
+          <w:rFonts w:cstheme="minorHAnsi"/>
+        </w:rPr>
+      </w:pPr>
+      <w:r>
+        <w:rPr>
+          <w:rFonts w:cstheme="minorHAnsi"/>
+          <w:b/>
+        </w:rPr>
+        <w:t>RaporlamaFacadeIntegrationTest (Entegrasyon Testi):</w:t>
+      </w:r>
+      <w:r>
+        <w:rPr>
+          <w:rFonts w:cstheme="minorHAnsi"/>
+        </w:rPr>
+        <w:t xml:space="preserve"> Bu sınıf @SpringBootTest anotasyonu ile tüm uygulama context'ini başlatarak çalışır. Facade doğrudan @Autowired ile alınır ve testler gerçek servislerle, dolayısıyla veritabanı etkileşimiyle yapılır. @Transactional anotasyonu sayesinde test sonrası veriler geri alınır.</w:t>
+      </w:r>
+    </w:p>
+    <w:p>
+      <w:pPr>
+        <w:spacing w:after="0" w:line="240" w:lineRule="auto"/>
+        <w:rPr>
+          <w:rFonts w:cstheme="minorHAnsi"/>
+        </w:rPr>
+      </w:pPr>
+    </w:p>
+    <w:p>
+      <w:pPr>
+        <w:spacing w:after="0" w:line="240" w:lineRule="auto"/>
+        <w:rPr>
+          <w:rFonts w:cstheme="minorHAnsi"/>
+          <w:b/>
+        </w:rPr>
+      </w:pPr>
     </w:p>
     <w:sectPr>
       <w:headerReference w:type="even" r:id="rId9"/>
@@ -4957,7 +5019,7 @@
   <a:extraClrSchemeLst/>
   <a:extLst>
     <a:ext uri="{05A4C25C-085E-4340-85A3-A5531E510DB2}">
-      <thm15:themeFamily xmlns:thm15="http://schemas.microsoft.com/office/thememl/2012/main" xmlns="" name="Office Theme" id="{62F939B6-93AF-4DB8-9C6B-D6C7DFDC589F}" vid="{4A3C46E8-61CC-4603-A589-7422A47A8E4A}"/>
+      <thm15:themeFamily xmlns="" xmlns:thm15="http://schemas.microsoft.com/office/thememl/2012/main" name="Office Theme" id="{62F939B6-93AF-4DB8-9C6B-D6C7DFDC589F}" vid="{4A3C46E8-61CC-4603-A589-7422A47A8E4A}"/>
     </a:ext>
   </a:extLst>
 </a:theme>
